--- a/Coding 1 - year/Unit 3 - Conditionals/Daily Lesson Plans/Word/Day 61.docx
+++ b/Coding 1 - year/Unit 3 - Conditionals/Daily Lesson Plans/Word/Day 61.docx
@@ -50,12 +50,15 @@
               </w:rPr>
               <w:t xml:space="preserve">Coding I — Full Year</w:t>
             </w:r>
-          </w:p>
-          <w:p>
-            <w:pPr>
-              <w:spacing w:before="40"/>
-              <w:jc w:val="center"/>
-            </w:pPr>
+            <w:r>
+              <w:rPr>
+                <w:rFonts w:ascii="Arial" w:cs="Arial" w:eastAsia="Arial" w:hAnsi="Arial"/>
+                <w:sz w:val="16"/>
+                <w:szCs w:val="16"/>
+              </w:rPr>
+              <w:br/>
+              <w:t xml:space="preserve"/>
+            </w:r>
             <w:r>
               <w:rPr>
                 <w:rFonts w:ascii="Arial" w:cs="Arial" w:eastAsia="Arial" w:hAnsi="Arial"/>
@@ -83,7 +86,7 @@
           <w:rFonts w:ascii="Arial" w:cs="Arial" w:eastAsia="Arial" w:hAnsi="Arial"/>
           <w:b/>
           <w:bCs/>
-          <w:color w:val="1F3864"/>
+          <w:color w:val="2B5797"/>
           <w:sz w:val="32"/>
           <w:szCs w:val="32"/>
         </w:rPr>
@@ -261,9 +264,9 @@
               <w:right w:val="single" w:color="CCCCCC" w:sz="1"/>
             </w:tcBorders>
             <w:tcMar>
-              <w:top w:type="dxa" w:w="60"/>
+              <w:top w:type="dxa" w:w="80"/>
               <w:left w:type="dxa" w:w="120"/>
-              <w:bottom w:type="dxa" w:w="60"/>
+              <w:bottom w:type="dxa" w:w="80"/>
               <w:right w:type="dxa" w:w="120"/>
             </w:tcMar>
           </w:tcPr>
@@ -290,20 +293,213 @@
               <w:right w:val="single" w:color="CCCCCC" w:sz="1"/>
             </w:tcBorders>
             <w:tcMar>
-              <w:top w:type="dxa" w:w="60"/>
+              <w:top w:type="dxa" w:w="80"/>
               <w:left w:type="dxa" w:w="120"/>
-              <w:bottom w:type="dxa" w:w="60"/>
+              <w:bottom w:type="dxa" w:w="80"/>
               <w:right w:type="dxa" w:w="120"/>
             </w:tcMar>
           </w:tcPr>
           <w:p>
-            <w:r>
-              <w:rPr>
-                <w:rFonts w:ascii="Arial" w:cs="Arial" w:eastAsia="Arial" w:hAnsi="Arial"/>
-                <w:sz w:val="20"/>
-                <w:szCs w:val="20"/>
+            <w:pPr>
+              <w:spacing w:after="80" w:before="80"/>
+            </w:pPr>
+            <w:r>
+              <w:rPr>
+                <w:rFonts w:ascii="Arial" w:cs="Arial" w:eastAsia="Arial" w:hAnsi="Arial"/>
+                <w:b/>
+                <w:bCs/>
+                <w:i w:val="false"/>
+                <w:iCs w:val="false"/>
+                <w:color w:val="000000"/>
+                <w:sz w:val="22"/>
+                <w:szCs w:val="22"/>
               </w:rPr>
               <w:t xml:space="preserve">Bell Ringer / Review</w:t>
+            </w:r>
+            <w:r>
+              <w:rPr>
+                <w:rFonts w:ascii="Arial" w:cs="Arial" w:eastAsia="Arial" w:hAnsi="Arial"/>
+                <w:sz w:val="20"/>
+                <w:szCs w:val="20"/>
+              </w:rPr>
+              <w:br/>
+              <w:t xml:space="preserve"/>
+            </w:r>
+            <w:r>
+              <w:rPr>
+                <w:rFonts w:ascii="Arial" w:cs="Arial" w:eastAsia="Arial" w:hAnsi="Arial"/>
+                <w:sz w:val="20"/>
+                <w:szCs w:val="20"/>
+              </w:rPr>
+              <w:br/>
+              <w:t xml:space="preserve"/>
+            </w:r>
+            <w:r>
+              <w:rPr>
+                <w:rFonts w:ascii="Arial" w:cs="Arial" w:eastAsia="Arial" w:hAnsi="Arial"/>
+                <w:b/>
+                <w:bCs/>
+                <w:i w:val="false"/>
+                <w:iCs w:val="false"/>
+                <w:color w:val="000000"/>
+                <w:sz w:val="20"/>
+                <w:szCs w:val="20"/>
+              </w:rPr>
+              <w:t xml:space="preserve">Quick Write </w:t>
+            </w:r>
+            <w:r>
+              <w:rPr>
+                <w:rFonts w:ascii="Arial" w:cs="Arial" w:eastAsia="Arial" w:hAnsi="Arial"/>
+                <w:b w:val="false"/>
+                <w:bCs w:val="false"/>
+                <w:i w:val="false"/>
+                <w:iCs w:val="false"/>
+                <w:color w:val="000000"/>
+                <w:sz w:val="20"/>
+                <w:szCs w:val="20"/>
+              </w:rPr>
+              <w:t xml:space="preserve">(3 min — written or verbal):</w:t>
+            </w:r>
+            <w:r>
+              <w:rPr>
+                <w:rFonts w:ascii="Arial" w:cs="Arial" w:eastAsia="Arial" w:hAnsi="Arial"/>
+                <w:sz w:val="20"/>
+                <w:szCs w:val="20"/>
+              </w:rPr>
+              <w:br/>
+              <w:t xml:space="preserve"/>
+            </w:r>
+            <w:r>
+              <w:rPr>
+                <w:rFonts w:ascii="Arial" w:cs="Arial" w:eastAsia="Arial" w:hAnsi="Arial"/>
+                <w:b w:val="false"/>
+                <w:bCs w:val="false"/>
+                <w:i w:val="false"/>
+                <w:iCs w:val="false"/>
+                <w:color w:val="000000"/>
+                <w:sz w:val="20"/>
+                <w:szCs w:val="20"/>
+              </w:rPr>
+              <w:t xml:space="preserve">    In your own words: Design and implement interactive menu systems that guide users through program options?</w:t>
+            </w:r>
+            <w:r>
+              <w:rPr>
+                <w:rFonts w:ascii="Arial" w:cs="Arial" w:eastAsia="Arial" w:hAnsi="Arial"/>
+                <w:sz w:val="20"/>
+                <w:szCs w:val="20"/>
+              </w:rPr>
+              <w:br/>
+              <w:t xml:space="preserve"/>
+            </w:r>
+            <w:r>
+              <w:rPr>
+                <w:rFonts w:ascii="Arial" w:cs="Arial" w:eastAsia="Arial" w:hAnsi="Arial"/>
+                <w:sz w:val="20"/>
+                <w:szCs w:val="20"/>
+              </w:rPr>
+              <w:br/>
+              <w:t xml:space="preserve"/>
+            </w:r>
+            <w:r>
+              <w:rPr>
+                <w:rFonts w:ascii="Arial" w:cs="Arial" w:eastAsia="Arial" w:hAnsi="Arial"/>
+                <w:b/>
+                <w:bCs/>
+                <w:i w:val="false"/>
+                <w:iCs w:val="false"/>
+                <w:color w:val="000000"/>
+                <w:sz w:val="20"/>
+                <w:szCs w:val="20"/>
+              </w:rPr>
+              <w:t xml:space="preserve">Vocabulary Preview — </w:t>
+            </w:r>
+            <w:r>
+              <w:rPr>
+                <w:rFonts w:ascii="Arial" w:cs="Arial" w:eastAsia="Arial" w:hAnsi="Arial"/>
+                <w:b w:val="false"/>
+                <w:bCs w:val="false"/>
+                <w:i w:val="false"/>
+                <w:iCs w:val="false"/>
+                <w:color w:val="000000"/>
+                <w:sz w:val="20"/>
+                <w:szCs w:val="20"/>
+              </w:rPr>
+              <w:t xml:space="preserve">terms we'll use today:</w:t>
+            </w:r>
+            <w:r>
+              <w:rPr>
+                <w:rFonts w:ascii="Arial" w:cs="Arial" w:eastAsia="Arial" w:hAnsi="Arial"/>
+                <w:sz w:val="20"/>
+                <w:szCs w:val="20"/>
+              </w:rPr>
+              <w:br/>
+              <w:t xml:space="preserve"/>
+            </w:r>
+            <w:r>
+              <w:rPr>
+                <w:rFonts w:ascii="Arial" w:cs="Arial" w:eastAsia="Arial" w:hAnsi="Arial"/>
+                <w:b w:val="false"/>
+                <w:bCs w:val="false"/>
+                <w:i w:val="false"/>
+                <w:iCs w:val="false"/>
+                <w:color w:val="000000"/>
+                <w:sz w:val="20"/>
+                <w:szCs w:val="20"/>
+              </w:rPr>
+              <w:t xml:space="preserve">    • menu system   •   Menu Design Principles</w:t>
+            </w:r>
+            <w:r>
+              <w:rPr>
+                <w:rFonts w:ascii="Arial" w:cs="Arial" w:eastAsia="Arial" w:hAnsi="Arial"/>
+                <w:sz w:val="20"/>
+                <w:szCs w:val="20"/>
+              </w:rPr>
+              <w:br/>
+              <w:t xml:space="preserve"/>
+            </w:r>
+            <w:r>
+              <w:rPr>
+                <w:rFonts w:ascii="Arial" w:cs="Arial" w:eastAsia="Arial" w:hAnsi="Arial"/>
+                <w:sz w:val="20"/>
+                <w:szCs w:val="20"/>
+              </w:rPr>
+              <w:br/>
+              <w:t xml:space="preserve"/>
+            </w:r>
+            <w:r>
+              <w:rPr>
+                <w:rFonts w:ascii="Arial" w:cs="Arial" w:eastAsia="Arial" w:hAnsi="Arial"/>
+                <w:b w:val="false"/>
+                <w:bCs w:val="false"/>
+                <w:i/>
+                <w:iCs/>
+                <w:color w:val="444444"/>
+                <w:sz w:val="20"/>
+                <w:szCs w:val="20"/>
+              </w:rPr>
+              <w:t xml:space="preserve">Today's Goal: By the end of class you will be able to design and implement interactive menu systems that guide users through program options.</w:t>
+            </w:r>
+            <w:r>
+              <w:rPr>
+                <w:rFonts w:ascii="Arial" w:cs="Arial" w:eastAsia="Arial" w:hAnsi="Arial"/>
+                <w:sz w:val="20"/>
+                <w:szCs w:val="20"/>
+              </w:rPr>
+              <w:br/>
+              <w:t xml:space="preserve"/>
+            </w:r>
+            <w:r>
+              <w:rPr>
+                <w:rFonts w:ascii="Arial" w:cs="Arial" w:eastAsia="Arial" w:hAnsi="Arial"/>
+                <w:b w:val="false"/>
+                <w:bCs w:val="false"/>
+                <w:i/>
+                <w:iCs/>
+                <w:color w:val="555555"/>
+                <w:sz w:val="20"/>
+                <w:szCs w:val="20"/>
+              </w:rPr>
+              <w:t xml:space="preserve">→ Pair-share your response, then 2–3 students share with the class.</w:t>
             </w:r>
           </w:p>
         </w:tc>
@@ -319,9 +515,9 @@
               <w:right w:val="single" w:color="CCCCCC" w:sz="1"/>
             </w:tcBorders>
             <w:tcMar>
-              <w:top w:type="dxa" w:w="60"/>
+              <w:top w:type="dxa" w:w="80"/>
               <w:left w:type="dxa" w:w="120"/>
-              <w:bottom w:type="dxa" w:w="60"/>
+              <w:bottom w:type="dxa" w:w="80"/>
               <w:right w:type="dxa" w:w="120"/>
             </w:tcMar>
           </w:tcPr>
@@ -348,20 +544,380 @@
               <w:right w:val="single" w:color="CCCCCC" w:sz="1"/>
             </w:tcBorders>
             <w:tcMar>
-              <w:top w:type="dxa" w:w="60"/>
+              <w:top w:type="dxa" w:w="80"/>
               <w:left w:type="dxa" w:w="120"/>
-              <w:bottom w:type="dxa" w:w="60"/>
+              <w:bottom w:type="dxa" w:w="80"/>
               <w:right w:type="dxa" w:w="120"/>
             </w:tcMar>
           </w:tcPr>
           <w:p>
-            <w:r>
-              <w:rPr>
-                <w:rFonts w:ascii="Arial" w:cs="Arial" w:eastAsia="Arial" w:hAnsi="Arial"/>
-                <w:sz w:val="20"/>
-                <w:szCs w:val="20"/>
-              </w:rPr>
-              <w:t xml:space="preserve">Mini Lesson: Building Text-Based Menu Systems</w:t>
+            <w:pPr>
+              <w:spacing w:after="80" w:before="80"/>
+            </w:pPr>
+            <w:r>
+              <w:rPr>
+                <w:rFonts w:ascii="Arial" w:cs="Arial" w:eastAsia="Arial" w:hAnsi="Arial"/>
+                <w:b/>
+                <w:bCs/>
+                <w:i w:val="false"/>
+                <w:iCs w:val="false"/>
+                <w:color w:val="000000"/>
+                <w:sz w:val="22"/>
+                <w:szCs w:val="22"/>
+              </w:rPr>
+              <w:t xml:space="preserve">Mini Lesson: </w:t>
+            </w:r>
+            <w:r>
+              <w:rPr>
+                <w:rFonts w:ascii="Arial" w:cs="Arial" w:eastAsia="Arial" w:hAnsi="Arial"/>
+                <w:b w:val="false"/>
+                <w:bCs w:val="false"/>
+                <w:i w:val="false"/>
+                <w:iCs w:val="false"/>
+                <w:color w:val="000000"/>
+                <w:sz w:val="22"/>
+                <w:szCs w:val="22"/>
+              </w:rPr>
+              <w:t xml:space="preserve">Building Text-Based Menu Systems</w:t>
+            </w:r>
+            <w:r>
+              <w:rPr>
+                <w:rFonts w:ascii="Arial" w:cs="Arial" w:eastAsia="Arial" w:hAnsi="Arial"/>
+                <w:sz w:val="20"/>
+                <w:szCs w:val="20"/>
+              </w:rPr>
+              <w:br/>
+              <w:t xml:space="preserve"/>
+            </w:r>
+            <w:r>
+              <w:rPr>
+                <w:rFonts w:ascii="Arial" w:cs="Arial" w:eastAsia="Arial" w:hAnsi="Arial"/>
+                <w:sz w:val="20"/>
+                <w:szCs w:val="20"/>
+              </w:rPr>
+              <w:br/>
+              <w:t xml:space="preserve"/>
+            </w:r>
+            <w:r>
+              <w:rPr>
+                <w:rFonts w:ascii="Arial" w:cs="Arial" w:eastAsia="Arial" w:hAnsi="Arial"/>
+                <w:b/>
+                <w:bCs/>
+                <w:i/>
+                <w:iCs/>
+                <w:color w:val="000000"/>
+                <w:sz w:val="20"/>
+                <w:szCs w:val="20"/>
+              </w:rPr>
+              <w:t xml:space="preserve">Learning Target: </w:t>
+            </w:r>
+            <w:r>
+              <w:rPr>
+                <w:rFonts w:ascii="Arial" w:cs="Arial" w:eastAsia="Arial" w:hAnsi="Arial"/>
+                <w:b w:val="false"/>
+                <w:bCs w:val="false"/>
+                <w:i/>
+                <w:iCs/>
+                <w:color w:val="333333"/>
+                <w:sz w:val="20"/>
+                <w:szCs w:val="20"/>
+              </w:rPr>
+              <w:t xml:space="preserve">I can design and implement interactive menu systems that guide users through program options.</w:t>
+            </w:r>
+            <w:r>
+              <w:rPr>
+                <w:rFonts w:ascii="Arial" w:cs="Arial" w:eastAsia="Arial" w:hAnsi="Arial"/>
+                <w:sz w:val="20"/>
+                <w:szCs w:val="20"/>
+              </w:rPr>
+              <w:br/>
+              <w:t xml:space="preserve"/>
+            </w:r>
+            <w:r>
+              <w:rPr>
+                <w:rFonts w:ascii="Arial" w:cs="Arial" w:eastAsia="Arial" w:hAnsi="Arial"/>
+                <w:sz w:val="20"/>
+                <w:szCs w:val="20"/>
+              </w:rPr>
+              <w:br/>
+              <w:t xml:space="preserve"/>
+            </w:r>
+            <w:r>
+              <w:rPr>
+                <w:rFonts w:ascii="Arial" w:cs="Arial" w:eastAsia="Arial" w:hAnsi="Arial"/>
+                <w:b w:val="false"/>
+                <w:bCs w:val="false"/>
+                <w:i w:val="false"/>
+                <w:iCs w:val="false"/>
+                <w:color w:val="000000"/>
+                <w:sz w:val="20"/>
+                <w:szCs w:val="20"/>
+              </w:rPr>
+              <w:t xml:space="preserve">A menu system presents options to users and executes different code based on selection. Menu systems:</w:t>
+            </w:r>
+            <w:r>
+              <w:rPr>
+                <w:rFonts w:ascii="Arial" w:cs="Arial" w:eastAsia="Arial" w:hAnsi="Arial"/>
+                <w:sz w:val="20"/>
+                <w:szCs w:val="20"/>
+              </w:rPr>
+              <w:br/>
+              <w:t xml:space="preserve"/>
+            </w:r>
+            <w:r>
+              <w:rPr>
+                <w:rFonts w:ascii="Arial" w:cs="Arial" w:eastAsia="Arial" w:hAnsi="Arial"/>
+                <w:b w:val="false"/>
+                <w:bCs w:val="false"/>
+                <w:i w:val="false"/>
+                <w:iCs w:val="false"/>
+                <w:color w:val="000000"/>
+                <w:sz w:val="20"/>
+                <w:szCs w:val="20"/>
+              </w:rPr>
+              <w:t xml:space="preserve">5. Handle invalid choices gracefully</w:t>
+            </w:r>
+            <w:r>
+              <w:rPr>
+                <w:rFonts w:ascii="Arial" w:cs="Arial" w:eastAsia="Arial" w:hAnsi="Arial"/>
+                <w:sz w:val="20"/>
+                <w:szCs w:val="20"/>
+              </w:rPr>
+              <w:br/>
+              <w:t xml:space="preserve"/>
+            </w:r>
+            <w:r>
+              <w:rPr>
+                <w:rFonts w:ascii="Arial" w:cs="Arial" w:eastAsia="Arial" w:hAnsi="Arial"/>
+                <w:sz w:val="20"/>
+                <w:szCs w:val="20"/>
+              </w:rPr>
+              <w:br/>
+              <w:t xml:space="preserve"/>
+            </w:r>
+            <w:r>
+              <w:rPr>
+                <w:rFonts w:ascii="Arial" w:cs="Arial" w:eastAsia="Arial" w:hAnsi="Arial"/>
+                <w:b/>
+                <w:bCs/>
+                <w:i w:val="false"/>
+                <w:iCs w:val="false"/>
+                <w:color w:val="000000"/>
+                <w:sz w:val="20"/>
+                <w:szCs w:val="20"/>
+              </w:rPr>
+              <w:t xml:space="preserve">Key Concepts:</w:t>
+            </w:r>
+            <w:r>
+              <w:rPr>
+                <w:rFonts w:ascii="Arial" w:cs="Arial" w:eastAsia="Arial" w:hAnsi="Arial"/>
+                <w:sz w:val="20"/>
+                <w:szCs w:val="20"/>
+              </w:rPr>
+              <w:br/>
+              <w:t xml:space="preserve"/>
+            </w:r>
+            <w:r>
+              <w:rPr>
+                <w:rFonts w:ascii="Arial" w:cs="Arial" w:eastAsia="Arial" w:hAnsi="Arial"/>
+                <w:b w:val="false"/>
+                <w:bCs w:val="false"/>
+                <w:i w:val="false"/>
+                <w:iCs w:val="false"/>
+                <w:color w:val="000000"/>
+                <w:sz w:val="20"/>
+                <w:szCs w:val="20"/>
+              </w:rPr>
+              <w:t xml:space="preserve">    • Organize program functionality logically</w:t>
+            </w:r>
+            <w:r>
+              <w:rPr>
+                <w:rFonts w:ascii="Arial" w:cs="Arial" w:eastAsia="Arial" w:hAnsi="Arial"/>
+                <w:sz w:val="20"/>
+                <w:szCs w:val="20"/>
+              </w:rPr>
+              <w:br/>
+              <w:t xml:space="preserve"/>
+            </w:r>
+            <w:r>
+              <w:rPr>
+                <w:rFonts w:ascii="Arial" w:cs="Arial" w:eastAsia="Arial" w:hAnsi="Arial"/>
+                <w:b w:val="false"/>
+                <w:bCs w:val="false"/>
+                <w:i w:val="false"/>
+                <w:iCs w:val="false"/>
+                <w:color w:val="000000"/>
+                <w:sz w:val="20"/>
+                <w:szCs w:val="20"/>
+              </w:rPr>
+              <w:t xml:space="preserve">    • Make programs user-friendly</w:t>
+            </w:r>
+            <w:r>
+              <w:rPr>
+                <w:rFonts w:ascii="Arial" w:cs="Arial" w:eastAsia="Arial" w:hAnsi="Arial"/>
+                <w:sz w:val="20"/>
+                <w:szCs w:val="20"/>
+              </w:rPr>
+              <w:br/>
+              <w:t xml:space="preserve"/>
+            </w:r>
+            <w:r>
+              <w:rPr>
+                <w:rFonts w:ascii="Arial" w:cs="Arial" w:eastAsia="Arial" w:hAnsi="Arial"/>
+                <w:b w:val="false"/>
+                <w:bCs w:val="false"/>
+                <w:i w:val="false"/>
+                <w:iCs w:val="false"/>
+                <w:color w:val="000000"/>
+                <w:sz w:val="20"/>
+                <w:szCs w:val="20"/>
+              </w:rPr>
+              <w:t xml:space="preserve">    • Use if/elif/else for option selection</w:t>
+            </w:r>
+            <w:r>
+              <w:rPr>
+                <w:rFonts w:ascii="Arial" w:cs="Arial" w:eastAsia="Arial" w:hAnsi="Arial"/>
+                <w:sz w:val="20"/>
+                <w:szCs w:val="20"/>
+              </w:rPr>
+              <w:br/>
+              <w:t xml:space="preserve"/>
+            </w:r>
+            <w:r>
+              <w:rPr>
+                <w:rFonts w:ascii="Arial" w:cs="Arial" w:eastAsia="Arial" w:hAnsi="Arial"/>
+                <w:b w:val="false"/>
+                <w:bCs w:val="false"/>
+                <w:i w:val="false"/>
+                <w:iCs w:val="false"/>
+                <w:color w:val="000000"/>
+                <w:sz w:val="20"/>
+                <w:szCs w:val="20"/>
+              </w:rPr>
+              <w:t xml:space="preserve">    • Often loop (preview of next unit)</w:t>
+            </w:r>
+            <w:r>
+              <w:rPr>
+                <w:rFonts w:ascii="Arial" w:cs="Arial" w:eastAsia="Arial" w:hAnsi="Arial"/>
+                <w:sz w:val="20"/>
+                <w:szCs w:val="20"/>
+              </w:rPr>
+              <w:br/>
+              <w:t xml:space="preserve"/>
+            </w:r>
+            <w:r>
+              <w:rPr>
+                <w:rFonts w:ascii="Arial" w:cs="Arial" w:eastAsia="Arial" w:hAnsi="Arial"/>
+                <w:sz w:val="20"/>
+                <w:szCs w:val="20"/>
+              </w:rPr>
+              <w:br/>
+              <w:t xml:space="preserve"/>
+            </w:r>
+            <w:r>
+              <w:rPr>
+                <w:rFonts w:ascii="Arial" w:cs="Arial" w:eastAsia="Arial" w:hAnsi="Arial"/>
+                <w:b/>
+                <w:bCs/>
+                <w:i w:val="false"/>
+                <w:iCs w:val="false"/>
+                <w:color w:val="000000"/>
+                <w:sz w:val="20"/>
+                <w:szCs w:val="20"/>
+              </w:rPr>
+              <w:t xml:space="preserve">Vocabulary: </w:t>
+            </w:r>
+            <w:r>
+              <w:rPr>
+                <w:rFonts w:ascii="Arial" w:cs="Arial" w:eastAsia="Arial" w:hAnsi="Arial"/>
+                <w:b w:val="false"/>
+                <w:bCs w:val="false"/>
+                <w:i w:val="false"/>
+                <w:iCs w:val="false"/>
+                <w:color w:val="000000"/>
+                <w:sz w:val="20"/>
+                <w:szCs w:val="20"/>
+              </w:rPr>
+              <w:t xml:space="preserve">menu system, Menu Design Principles</w:t>
+            </w:r>
+            <w:r>
+              <w:rPr>
+                <w:rFonts w:ascii="Arial" w:cs="Arial" w:eastAsia="Arial" w:hAnsi="Arial"/>
+                <w:sz w:val="20"/>
+                <w:szCs w:val="20"/>
+              </w:rPr>
+              <w:br/>
+              <w:t xml:space="preserve"/>
+            </w:r>
+            <w:r>
+              <w:rPr>
+                <w:rFonts w:ascii="Arial" w:cs="Arial" w:eastAsia="Arial" w:hAnsi="Arial"/>
+                <w:sz w:val="20"/>
+                <w:szCs w:val="20"/>
+              </w:rPr>
+              <w:br/>
+              <w:t xml:space="preserve"/>
+            </w:r>
+            <w:r>
+              <w:rPr>
+                <w:rFonts w:ascii="Arial" w:cs="Arial" w:eastAsia="Arial" w:hAnsi="Arial"/>
+                <w:b/>
+                <w:bCs/>
+                <w:i/>
+                <w:iCs/>
+                <w:color w:val="555555"/>
+                <w:sz w:val="20"/>
+                <w:szCs w:val="20"/>
+              </w:rPr>
+              <w:t xml:space="preserve">→ Live Demo — </w:t>
+            </w:r>
+            <w:r>
+              <w:rPr>
+                <w:rFonts w:ascii="Arial" w:cs="Arial" w:eastAsia="Arial" w:hAnsi="Arial"/>
+                <w:b w:val="false"/>
+                <w:bCs w:val="false"/>
+                <w:i/>
+                <w:iCs/>
+                <w:color w:val="555555"/>
+                <w:sz w:val="20"/>
+                <w:szCs w:val="20"/>
+              </w:rPr>
+              <w:t xml:space="preserve">type examples as students follow along in their own editor.</w:t>
+            </w:r>
+            <w:r>
+              <w:rPr>
+                <w:rFonts w:ascii="Arial" w:cs="Arial" w:eastAsia="Arial" w:hAnsi="Arial"/>
+                <w:sz w:val="20"/>
+                <w:szCs w:val="20"/>
+              </w:rPr>
+              <w:br/>
+              <w:t xml:space="preserve"/>
+            </w:r>
+            <w:r>
+              <w:rPr>
+                <w:rFonts w:ascii="Arial" w:cs="Arial" w:eastAsia="Arial" w:hAnsi="Arial"/>
+                <w:b/>
+                <w:bCs/>
+                <w:i/>
+                <w:iCs/>
+                <w:color w:val="555555"/>
+                <w:sz w:val="20"/>
+                <w:szCs w:val="20"/>
+              </w:rPr>
+              <w:t xml:space="preserve">→ Check for Understanding: </w:t>
+            </w:r>
+            <w:r>
+              <w:rPr>
+                <w:rFonts w:ascii="Arial" w:cs="Arial" w:eastAsia="Arial" w:hAnsi="Arial"/>
+                <w:b w:val="false"/>
+                <w:bCs w:val="false"/>
+                <w:i/>
+                <w:iCs/>
+                <w:color w:val="555555"/>
+                <w:sz w:val="20"/>
+                <w:szCs w:val="20"/>
+              </w:rPr>
+              <w:t xml:space="preserve">pause and cold-call: “Can someone explain what we just did in their own words?”</w:t>
             </w:r>
           </w:p>
         </w:tc>
@@ -377,9 +933,9 @@
               <w:right w:val="single" w:color="CCCCCC" w:sz="1"/>
             </w:tcBorders>
             <w:tcMar>
-              <w:top w:type="dxa" w:w="60"/>
+              <w:top w:type="dxa" w:w="80"/>
               <w:left w:type="dxa" w:w="120"/>
-              <w:bottom w:type="dxa" w:w="60"/>
+              <w:bottom w:type="dxa" w:w="80"/>
               <w:right w:type="dxa" w:w="120"/>
             </w:tcMar>
           </w:tcPr>
@@ -406,20 +962,90 @@
               <w:right w:val="single" w:color="CCCCCC" w:sz="1"/>
             </w:tcBorders>
             <w:tcMar>
-              <w:top w:type="dxa" w:w="60"/>
+              <w:top w:type="dxa" w:w="80"/>
               <w:left w:type="dxa" w:w="120"/>
-              <w:bottom w:type="dxa" w:w="60"/>
+              <w:bottom w:type="dxa" w:w="80"/>
               <w:right w:type="dxa" w:w="120"/>
             </w:tcMar>
           </w:tcPr>
           <w:p>
-            <w:r>
-              <w:rPr>
-                <w:rFonts w:ascii="Arial" w:cs="Arial" w:eastAsia="Arial" w:hAnsi="Arial"/>
-                <w:sz w:val="20"/>
-                <w:szCs w:val="20"/>
+            <w:pPr>
+              <w:spacing w:after="80" w:before="80"/>
+            </w:pPr>
+            <w:r>
+              <w:rPr>
+                <w:rFonts w:ascii="Arial" w:cs="Arial" w:eastAsia="Arial" w:hAnsi="Arial"/>
+                <w:b/>
+                <w:bCs/>
+                <w:i w:val="false"/>
+                <w:iCs w:val="false"/>
+                <w:color w:val="000000"/>
+                <w:sz w:val="22"/>
+                <w:szCs w:val="22"/>
               </w:rPr>
               <w:t xml:space="preserve">Guided Practice</w:t>
+            </w:r>
+            <w:r>
+              <w:rPr>
+                <w:rFonts w:ascii="Arial" w:cs="Arial" w:eastAsia="Arial" w:hAnsi="Arial"/>
+                <w:sz w:val="20"/>
+                <w:szCs w:val="20"/>
+              </w:rPr>
+              <w:br/>
+              <w:t xml:space="preserve"/>
+            </w:r>
+            <w:r>
+              <w:rPr>
+                <w:rFonts w:ascii="Arial" w:cs="Arial" w:eastAsia="Arial" w:hAnsi="Arial"/>
+                <w:sz w:val="20"/>
+                <w:szCs w:val="20"/>
+              </w:rPr>
+              <w:br/>
+              <w:t xml:space="preserve"/>
+            </w:r>
+            <w:r>
+              <w:rPr>
+                <w:rFonts w:ascii="Arial" w:cs="Arial" w:eastAsia="Arial" w:hAnsi="Arial"/>
+                <w:b w:val="false"/>
+                <w:bCs w:val="false"/>
+                <w:i w:val="false"/>
+                <w:iCs w:val="false"/>
+                <w:color w:val="000000"/>
+                <w:sz w:val="20"/>
+                <w:szCs w:val="20"/>
+              </w:rPr>
+              <w:t xml:space="preserve">Activity: Build a Simple Calculator Menu</w:t>
+            </w:r>
+            <w:r>
+              <w:rPr>
+                <w:rFonts w:ascii="Arial" w:cs="Arial" w:eastAsia="Arial" w:hAnsi="Arial"/>
+                <w:sz w:val="20"/>
+                <w:szCs w:val="20"/>
+              </w:rPr>
+              <w:br/>
+              <w:t xml:space="preserve"/>
+            </w:r>
+            <w:r>
+              <w:rPr>
+                <w:rFonts w:ascii="Arial" w:cs="Arial" w:eastAsia="Arial" w:hAnsi="Arial"/>
+                <w:sz w:val="20"/>
+                <w:szCs w:val="20"/>
+              </w:rPr>
+              <w:br/>
+              <w:t xml:space="preserve"/>
+            </w:r>
+            <w:r>
+              <w:rPr>
+                <w:rFonts w:ascii="Arial" w:cs="Arial" w:eastAsia="Arial" w:hAnsi="Arial"/>
+                <w:b w:val="false"/>
+                <w:bCs w:val="false"/>
+                <w:i/>
+                <w:iCs/>
+                <w:color w:val="555555"/>
+                <w:sz w:val="20"/>
+                <w:szCs w:val="20"/>
+              </w:rPr>
+              <w:t xml:space="preserve">→ Teacher models — students try alongside, then compare results.</w:t>
             </w:r>
           </w:p>
         </w:tc>
@@ -435,9 +1061,9 @@
               <w:right w:val="single" w:color="CCCCCC" w:sz="1"/>
             </w:tcBorders>
             <w:tcMar>
-              <w:top w:type="dxa" w:w="60"/>
+              <w:top w:type="dxa" w:w="80"/>
               <w:left w:type="dxa" w:w="120"/>
-              <w:bottom w:type="dxa" w:w="60"/>
+              <w:bottom w:type="dxa" w:w="80"/>
               <w:right w:type="dxa" w:w="120"/>
             </w:tcMar>
           </w:tcPr>
@@ -450,7 +1076,7 @@
                 <w:sz w:val="20"/>
                 <w:szCs w:val="20"/>
               </w:rPr>
-              <w:t xml:space="preserve">15-20 min</w:t>
+              <w:t xml:space="preserve">15–20 min</w:t>
             </w:r>
           </w:p>
         </w:tc>
@@ -464,20 +1090,164 @@
               <w:right w:val="single" w:color="CCCCCC" w:sz="1"/>
             </w:tcBorders>
             <w:tcMar>
-              <w:top w:type="dxa" w:w="60"/>
+              <w:top w:type="dxa" w:w="80"/>
               <w:left w:type="dxa" w:w="120"/>
-              <w:bottom w:type="dxa" w:w="60"/>
+              <w:bottom w:type="dxa" w:w="80"/>
               <w:right w:type="dxa" w:w="120"/>
             </w:tcMar>
           </w:tcPr>
           <w:p>
-            <w:r>
-              <w:rPr>
-                <w:rFonts w:ascii="Arial" w:cs="Arial" w:eastAsia="Arial" w:hAnsi="Arial"/>
-                <w:sz w:val="20"/>
-                <w:szCs w:val="20"/>
+            <w:pPr>
+              <w:spacing w:after="80" w:before="80"/>
+            </w:pPr>
+            <w:r>
+              <w:rPr>
+                <w:rFonts w:ascii="Arial" w:cs="Arial" w:eastAsia="Arial" w:hAnsi="Arial"/>
+                <w:b/>
+                <w:bCs/>
+                <w:i w:val="false"/>
+                <w:iCs w:val="false"/>
+                <w:color w:val="000000"/>
+                <w:sz w:val="22"/>
+                <w:szCs w:val="22"/>
               </w:rPr>
               <w:t xml:space="preserve">Independent Practice / Code Along</w:t>
+            </w:r>
+            <w:r>
+              <w:rPr>
+                <w:rFonts w:ascii="Arial" w:cs="Arial" w:eastAsia="Arial" w:hAnsi="Arial"/>
+                <w:sz w:val="20"/>
+                <w:szCs w:val="20"/>
+              </w:rPr>
+              <w:br/>
+              <w:t xml:space="preserve"/>
+            </w:r>
+            <w:r>
+              <w:rPr>
+                <w:rFonts w:ascii="Arial" w:cs="Arial" w:eastAsia="Arial" w:hAnsi="Arial"/>
+                <w:b/>
+                <w:bCs/>
+                <w:i w:val="false"/>
+                <w:iCs w:val="false"/>
+                <w:color w:val="000000"/>
+                <w:sz w:val="20"/>
+                <w:szCs w:val="20"/>
+              </w:rPr>
+              <w:t xml:space="preserve">    Beginner: </w:t>
+            </w:r>
+            <w:r>
+              <w:rPr>
+                <w:rFonts w:ascii="Arial" w:cs="Arial" w:eastAsia="Arial" w:hAnsi="Arial"/>
+                <w:b w:val="false"/>
+                <w:bCs w:val="false"/>
+                <w:i w:val="false"/>
+                <w:iCs w:val="false"/>
+                <w:color w:val="000000"/>
+                <w:sz w:val="20"/>
+                <w:szCs w:val="20"/>
+              </w:rPr>
+              <w:t xml:space="preserve">: Use if/elif/else for menu choice -</w:t>
+            </w:r>
+            <w:r>
+              <w:rPr>
+                <w:rFonts w:ascii="Arial" w:cs="Arial" w:eastAsia="Arial" w:hAnsi="Arial"/>
+                <w:sz w:val="20"/>
+                <w:szCs w:val="20"/>
+              </w:rPr>
+              <w:br/>
+              <w:t xml:space="preserve"/>
+            </w:r>
+            <w:r>
+              <w:rPr>
+                <w:rFonts w:ascii="Arial" w:cs="Arial" w:eastAsia="Arial" w:hAnsi="Arial"/>
+                <w:b/>
+                <w:bCs/>
+                <w:i w:val="false"/>
+                <w:iCs w:val="false"/>
+                <w:color w:val="000000"/>
+                <w:sz w:val="20"/>
+                <w:szCs w:val="20"/>
+              </w:rPr>
+              <w:t xml:space="preserve">    Intermediate: </w:t>
+            </w:r>
+            <w:r>
+              <w:rPr>
+                <w:rFonts w:ascii="Arial" w:cs="Arial" w:eastAsia="Arial" w:hAnsi="Arial"/>
+                <w:b w:val="false"/>
+                <w:bCs w:val="false"/>
+                <w:i w:val="false"/>
+                <w:iCs w:val="false"/>
+                <w:color w:val="000000"/>
+                <w:sz w:val="20"/>
+                <w:szCs w:val="20"/>
+              </w:rPr>
+              <w:t xml:space="preserve">: Check if movie name is in available list -</w:t>
+            </w:r>
+            <w:r>
+              <w:rPr>
+                <w:rFonts w:ascii="Arial" w:cs="Arial" w:eastAsia="Arial" w:hAnsi="Arial"/>
+                <w:sz w:val="20"/>
+                <w:szCs w:val="20"/>
+              </w:rPr>
+              <w:br/>
+              <w:t xml:space="preserve"/>
+            </w:r>
+            <w:r>
+              <w:rPr>
+                <w:rFonts w:ascii="Arial" w:cs="Arial" w:eastAsia="Arial" w:hAnsi="Arial"/>
+                <w:b/>
+                <w:bCs/>
+                <w:i w:val="false"/>
+                <w:iCs w:val="false"/>
+                <w:color w:val="000000"/>
+                <w:sz w:val="20"/>
+                <w:szCs w:val="20"/>
+              </w:rPr>
+              <w:t xml:space="preserve">    Challenge: </w:t>
+            </w:r>
+            <w:r>
+              <w:rPr>
+                <w:rFonts w:ascii="Arial" w:cs="Arial" w:eastAsia="Arial" w:hAnsi="Arial"/>
+                <w:b w:val="false"/>
+                <w:bCs w:val="false"/>
+                <w:i w:val="false"/>
+                <w:iCs w:val="false"/>
+                <w:color w:val="000000"/>
+                <w:sz w:val="20"/>
+                <w:szCs w:val="20"/>
+              </w:rPr>
+              <w:t xml:space="preserve">: Nested if for submenus --- ## Sample Answers ### Problem 1 Example --- ## Key Takeaway Menu systems organize programs logically. Use clear…</w:t>
+            </w:r>
+            <w:r>
+              <w:rPr>
+                <w:rFonts w:ascii="Arial" w:cs="Arial" w:eastAsia="Arial" w:hAnsi="Arial"/>
+                <w:sz w:val="20"/>
+                <w:szCs w:val="20"/>
+              </w:rPr>
+              <w:br/>
+              <w:t xml:space="preserve"/>
+            </w:r>
+            <w:r>
+              <w:rPr>
+                <w:rFonts w:ascii="Arial" w:cs="Arial" w:eastAsia="Arial" w:hAnsi="Arial"/>
+                <w:sz w:val="20"/>
+                <w:szCs w:val="20"/>
+              </w:rPr>
+              <w:br/>
+              <w:t xml:space="preserve"/>
+            </w:r>
+            <w:r>
+              <w:rPr>
+                <w:rFonts w:ascii="Arial" w:cs="Arial" w:eastAsia="Arial" w:hAnsi="Arial"/>
+                <w:b w:val="false"/>
+                <w:bCs w:val="false"/>
+                <w:i/>
+                <w:iCs/>
+                <w:color w:val="555555"/>
+                <w:sz w:val="20"/>
+                <w:szCs w:val="20"/>
+              </w:rPr>
+              <w:t xml:space="preserve">→ Teacher circulates — offer hints, check for understanding.</w:t>
             </w:r>
           </w:p>
         </w:tc>
@@ -493,9 +1263,9 @@
               <w:right w:val="single" w:color="CCCCCC" w:sz="1"/>
             </w:tcBorders>
             <w:tcMar>
-              <w:top w:type="dxa" w:w="60"/>
+              <w:top w:type="dxa" w:w="80"/>
               <w:left w:type="dxa" w:w="120"/>
-              <w:bottom w:type="dxa" w:w="60"/>
+              <w:bottom w:type="dxa" w:w="80"/>
               <w:right w:type="dxa" w:w="120"/>
             </w:tcMar>
           </w:tcPr>
@@ -522,20 +1292,90 @@
               <w:right w:val="single" w:color="CCCCCC" w:sz="1"/>
             </w:tcBorders>
             <w:tcMar>
-              <w:top w:type="dxa" w:w="60"/>
+              <w:top w:type="dxa" w:w="80"/>
               <w:left w:type="dxa" w:w="120"/>
-              <w:bottom w:type="dxa" w:w="60"/>
+              <w:bottom w:type="dxa" w:w="80"/>
               <w:right w:type="dxa" w:w="120"/>
             </w:tcMar>
           </w:tcPr>
           <w:p>
-            <w:r>
-              <w:rPr>
-                <w:rFonts w:ascii="Arial" w:cs="Arial" w:eastAsia="Arial" w:hAnsi="Arial"/>
-                <w:sz w:val="20"/>
-                <w:szCs w:val="20"/>
+            <w:pPr>
+              <w:spacing w:after="80" w:before="80"/>
+            </w:pPr>
+            <w:r>
+              <w:rPr>
+                <w:rFonts w:ascii="Arial" w:cs="Arial" w:eastAsia="Arial" w:hAnsi="Arial"/>
+                <w:b/>
+                <w:bCs/>
+                <w:i w:val="false"/>
+                <w:iCs w:val="false"/>
+                <w:color w:val="000000"/>
+                <w:sz w:val="22"/>
+                <w:szCs w:val="22"/>
               </w:rPr>
               <w:t xml:space="preserve">Exit Ticket / Wrap-Up</w:t>
+            </w:r>
+            <w:r>
+              <w:rPr>
+                <w:rFonts w:ascii="Arial" w:cs="Arial" w:eastAsia="Arial" w:hAnsi="Arial"/>
+                <w:sz w:val="20"/>
+                <w:szCs w:val="20"/>
+              </w:rPr>
+              <w:br/>
+              <w:t xml:space="preserve"/>
+            </w:r>
+            <w:r>
+              <w:rPr>
+                <w:rFonts w:ascii="Arial" w:cs="Arial" w:eastAsia="Arial" w:hAnsi="Arial"/>
+                <w:sz w:val="20"/>
+                <w:szCs w:val="20"/>
+              </w:rPr>
+              <w:br/>
+              <w:t xml:space="preserve"/>
+            </w:r>
+            <w:r>
+              <w:rPr>
+                <w:rFonts w:ascii="Arial" w:cs="Arial" w:eastAsia="Arial" w:hAnsi="Arial"/>
+                <w:b w:val="false"/>
+                <w:bCs w:val="false"/>
+                <w:i w:val="false"/>
+                <w:iCs w:val="false"/>
+                <w:color w:val="000000"/>
+                <w:sz w:val="20"/>
+                <w:szCs w:val="20"/>
+              </w:rPr>
+              <w:t xml:space="preserve">Quick Check: Design and implement interactive menu systems that guide users through program options?</w:t>
+            </w:r>
+            <w:r>
+              <w:rPr>
+                <w:rFonts w:ascii="Arial" w:cs="Arial" w:eastAsia="Arial" w:hAnsi="Arial"/>
+                <w:sz w:val="20"/>
+                <w:szCs w:val="20"/>
+              </w:rPr>
+              <w:br/>
+              <w:t xml:space="preserve"/>
+            </w:r>
+            <w:r>
+              <w:rPr>
+                <w:rFonts w:ascii="Arial" w:cs="Arial" w:eastAsia="Arial" w:hAnsi="Arial"/>
+                <w:sz w:val="20"/>
+                <w:szCs w:val="20"/>
+              </w:rPr>
+              <w:br/>
+              <w:t xml:space="preserve"/>
+            </w:r>
+            <w:r>
+              <w:rPr>
+                <w:rFonts w:ascii="Arial" w:cs="Arial" w:eastAsia="Arial" w:hAnsi="Arial"/>
+                <w:b w:val="false"/>
+                <w:bCs w:val="false"/>
+                <w:i/>
+                <w:iCs/>
+                <w:color w:val="555555"/>
+                <w:sz w:val="20"/>
+                <w:szCs w:val="20"/>
+              </w:rPr>
+              <w:t xml:space="preserve">→ 3–2–1: Name 3 things learned, 2 new vocab words, 1 question you still have.</w:t>
             </w:r>
           </w:p>
         </w:tc>
@@ -824,19 +1664,6 @@
                 <w:sz w:val="18"/>
                 <w:szCs w:val="18"/>
               </w:rPr>
-              <w:t xml:space="preserve"># Simple single-level menu</w:t>
-            </w:r>
-          </w:p>
-          <w:p>
-            <w:pPr>
-              <w:spacing w:after="20"/>
-            </w:pPr>
-            <w:r>
-              <w:rPr>
-                <w:rFonts w:ascii="Courier New" w:cs="Courier New" w:eastAsia="Courier New" w:hAnsi="Courier New"/>
-                <w:sz w:val="18"/>
-                <w:szCs w:val="18"/>
-              </w:rPr>
               <w:t xml:space="preserve">print("=== Main Menu ===")</w:t>
             </w:r>
           </w:p>
@@ -1162,7 +1989,7 @@
                 <w:sz w:val="18"/>
                 <w:szCs w:val="18"/>
               </w:rPr>
-              <w:t xml:space="preserve"># Multi-level menu (nested)</w:t>
+              <w:t xml:space="preserve"> </w:t>
             </w:r>
           </w:p>
           <w:p>
@@ -1487,7 +2314,7 @@
                 <w:sz w:val="18"/>
                 <w:szCs w:val="18"/>
               </w:rPr>
-              <w:t xml:space="preserve"># Menu with validation</w:t>
+              <w:t xml:space="preserve"> </w:t>
             </w:r>
           </w:p>
           <w:p>
@@ -1734,7 +2561,7 @@
                 <w:sz w:val="18"/>
                 <w:szCs w:val="18"/>
               </w:rPr>
-              <w:t xml:space="preserve"># Professional menu with description</w:t>
+              <w:t xml:space="preserve"> </w:t>
             </w:r>
           </w:p>
           <w:p>
@@ -2074,19 +2901,6 @@
                 <w:sz w:val="18"/>
                 <w:szCs w:val="18"/>
               </w:rPr>
-              <w:t xml:space="preserve"># GOOD - Clear, organized</w:t>
-            </w:r>
-          </w:p>
-          <w:p>
-            <w:pPr>
-              <w:spacing w:after="20"/>
-            </w:pPr>
-            <w:r>
-              <w:rPr>
-                <w:rFonts w:ascii="Courier New" w:cs="Courier New" w:eastAsia="Courier New" w:hAnsi="Courier New"/>
-                <w:sz w:val="18"/>
-                <w:szCs w:val="18"/>
-              </w:rPr>
               <w:t xml:space="preserve">print("\n=== OPTIONS ===")</w:t>
             </w:r>
           </w:p>
@@ -2178,7 +2992,7 @@
                 <w:sz w:val="18"/>
                 <w:szCs w:val="18"/>
               </w:rPr>
-              <w:t xml:space="preserve"># BAD - Unclear</w:t>
+              <w:t xml:space="preserve"> </w:t>
             </w:r>
           </w:p>
           <w:p>
@@ -2230,7 +3044,7 @@
                 <w:sz w:val="18"/>
                 <w:szCs w:val="18"/>
               </w:rPr>
-              <w:t xml:space="preserve"># GOOD - Input validation</w:t>
+              <w:t xml:space="preserve"> </w:t>
             </w:r>
           </w:p>
           <w:p>
@@ -2308,7 +3122,7 @@
                 <w:sz w:val="18"/>
                 <w:szCs w:val="18"/>
               </w:rPr>
-              <w:t xml:space="preserve"># BAD - No validation</w:t>
+              <w:t xml:space="preserve"> </w:t>
             </w:r>
           </w:p>
           <w:p>

--- a/Coding 1 - year/Unit 3 - Conditionals/Daily Lesson Plans/Word/Day 61.docx
+++ b/Coding 1 - year/Unit 3 - Conditionals/Daily Lesson Plans/Word/Day 61.docx
@@ -380,7 +380,7 @@
                 <w:sz w:val="20"/>
                 <w:szCs w:val="20"/>
               </w:rPr>
-              <w:t xml:space="preserve">    In your own words: Design and implement interactive menu systems that guide users through program options?</w:t>
+              <w:t xml:space="preserve">    Before designing anything, what questions would you need to answer first in order to design and implement interactive menu systems that guide users through program options?</w:t>
             </w:r>
             <w:r>
               <w:rPr>
@@ -477,7 +477,7 @@
                 <w:sz w:val="20"/>
                 <w:szCs w:val="20"/>
               </w:rPr>
-              <w:t xml:space="preserve">Today's Goal: By the end of class you will be able to design and implement interactive menu systems that guide users through program options.</w:t>
+              <w:t xml:space="preserve">Today’s Goal: By the end of class you will be able to design and implement interactive menu systems that guide users through program options.</w:t>
             </w:r>
             <w:r>
               <w:rPr>
@@ -1344,7 +1344,7 @@
                 <w:sz w:val="20"/>
                 <w:szCs w:val="20"/>
               </w:rPr>
-              <w:t xml:space="preserve">Quick Check: Design and implement interactive menu systems that guide users through program options?</w:t>
+              <w:t xml:space="preserve">What are the 2-3 most important steps when you design and implement interactive menu systems that guide users through program options? What could go wrong if you skip one?</w:t>
             </w:r>
             <w:r>
               <w:rPr>

--- a/Coding 1 - year/Unit 3 - Conditionals/Daily Lesson Plans/Word/Day 61.docx
+++ b/Coding 1 - year/Unit 3 - Conditionals/Daily Lesson Plans/Word/Day 61.docx
@@ -808,6 +808,94 @@
             <w:r>
               <w:rPr>
                 <w:rFonts w:ascii="Arial" w:cs="Arial" w:eastAsia="Arial" w:hAnsi="Arial"/>
+                <w:b w:val="false"/>
+                <w:bCs w:val="false"/>
+                <w:i w:val="false"/>
+                <w:iCs w:val="false"/>
+                <w:color w:val="000000"/>
+                <w:sz w:val="20"/>
+                <w:szCs w:val="20"/>
+              </w:rPr>
+              <w:t xml:space="preserve">    • Display options clearly</w:t>
+            </w:r>
+            <w:r>
+              <w:rPr>
+                <w:rFonts w:ascii="Arial" w:cs="Arial" w:eastAsia="Arial" w:hAnsi="Arial"/>
+                <w:sz w:val="20"/>
+                <w:szCs w:val="20"/>
+              </w:rPr>
+              <w:br/>
+              <w:t xml:space="preserve"/>
+            </w:r>
+            <w:r>
+              <w:rPr>
+                <w:rFonts w:ascii="Arial" w:cs="Arial" w:eastAsia="Arial" w:hAnsi="Arial"/>
+                <w:b w:val="false"/>
+                <w:bCs w:val="false"/>
+                <w:i w:val="false"/>
+                <w:iCs w:val="false"/>
+                <w:color w:val="000000"/>
+                <w:sz w:val="20"/>
+                <w:szCs w:val="20"/>
+              </w:rPr>
+              <w:t xml:space="preserve">    • Get user input</w:t>
+            </w:r>
+            <w:r>
+              <w:rPr>
+                <w:rFonts w:ascii="Arial" w:cs="Arial" w:eastAsia="Arial" w:hAnsi="Arial"/>
+                <w:sz w:val="20"/>
+                <w:szCs w:val="20"/>
+              </w:rPr>
+              <w:br/>
+              <w:t xml:space="preserve"/>
+            </w:r>
+            <w:r>
+              <w:rPr>
+                <w:rFonts w:ascii="Arial" w:cs="Arial" w:eastAsia="Arial" w:hAnsi="Arial"/>
+                <w:b w:val="false"/>
+                <w:bCs w:val="false"/>
+                <w:i w:val="false"/>
+                <w:iCs w:val="false"/>
+                <w:color w:val="000000"/>
+                <w:sz w:val="20"/>
+                <w:szCs w:val="20"/>
+              </w:rPr>
+              <w:t xml:space="preserve">    • Validate choice</w:t>
+            </w:r>
+            <w:r>
+              <w:rPr>
+                <w:rFonts w:ascii="Arial" w:cs="Arial" w:eastAsia="Arial" w:hAnsi="Arial"/>
+                <w:sz w:val="20"/>
+                <w:szCs w:val="20"/>
+              </w:rPr>
+              <w:br/>
+              <w:t xml:space="preserve"/>
+            </w:r>
+            <w:r>
+              <w:rPr>
+                <w:rFonts w:ascii="Arial" w:cs="Arial" w:eastAsia="Arial" w:hAnsi="Arial"/>
+                <w:b w:val="false"/>
+                <w:bCs w:val="false"/>
+                <w:i w:val="false"/>
+                <w:iCs w:val="false"/>
+                <w:color w:val="000000"/>
+                <w:sz w:val="20"/>
+                <w:szCs w:val="20"/>
+              </w:rPr>
+              <w:t xml:space="preserve">    • Execute appropriate action</w:t>
+            </w:r>
+            <w:r>
+              <w:rPr>
+                <w:rFonts w:ascii="Arial" w:cs="Arial" w:eastAsia="Arial" w:hAnsi="Arial"/>
+                <w:sz w:val="20"/>
+                <w:szCs w:val="20"/>
+              </w:rPr>
+              <w:br/>
+              <w:t xml:space="preserve"/>
+            </w:r>
+            <w:r>
+              <w:rPr>
+                <w:rFonts w:ascii="Arial" w:cs="Arial" w:eastAsia="Arial" w:hAnsi="Arial"/>
                 <w:sz w:val="20"/>
                 <w:szCs w:val="20"/>
               </w:rPr>
@@ -1146,7 +1234,7 @@
                 <w:sz w:val="20"/>
                 <w:szCs w:val="20"/>
               </w:rPr>
-              <w:t xml:space="preserve">: Use if/elif/else for menu choice -</w:t>
+              <w:t xml:space="preserve">Build a simple to-do list menu:</w:t>
             </w:r>
             <w:r>
               <w:rPr>
@@ -1181,7 +1269,7 @@
                 <w:sz w:val="20"/>
                 <w:szCs w:val="20"/>
               </w:rPr>
-              <w:t xml:space="preserve">: Check if movie name is in available list -</w:t>
+              <w:t xml:space="preserve">1. Browse movies (print a list)</w:t>
             </w:r>
             <w:r>
               <w:rPr>
@@ -1216,7 +1304,7 @@
                 <w:sz w:val="20"/>
                 <w:szCs w:val="20"/>
               </w:rPr>
-              <w:t xml:space="preserve">: Nested if for submenus --- ## Sample Answers ### Problem 1 Example --- ## Key Takeaway Menu systems organize programs logically. Use clear…</w:t>
+              <w:t xml:space="preserve">2. Rent movie (ask which one)</w:t>
             </w:r>
             <w:r>
               <w:rPr>
@@ -1599,6 +1687,19 @@
     </w:p>
     <w:p>
       <w:pPr>
+        <w:spacing w:after="60"/>
+      </w:pPr>
+      <w:r>
+        <w:rPr>
+          <w:rFonts w:ascii="Arial" w:cs="Arial" w:eastAsia="Arial" w:hAnsi="Arial"/>
+          <w:sz w:val="20"/>
+          <w:szCs w:val="20"/>
+        </w:rPr>
+        <w:t xml:space="preserve">Menu systems organize programs logically. Use clear prompts, validate input, and handle all cases. This is a fundamental pattern in software!</w:t>
+      </w:r>
+    </w:p>
+    <w:p>
+      <w:pPr>
         <w:spacing w:after="160"/>
       </w:pPr>
     </w:p>
@@ -4818,7 +4919,7 @@
           <w:sz w:val="20"/>
           <w:szCs w:val="20"/>
         </w:rPr>
-        <w:t xml:space="preserve">: Use if/elif/else for menu choice -</w:t>
+        <w:t xml:space="preserve">Build a simple to-do list menu:</w:t>
       </w:r>
     </w:p>
     <w:p>
@@ -4841,7 +4942,7 @@
           <w:sz w:val="20"/>
           <w:szCs w:val="20"/>
         </w:rPr>
-        <w:t xml:space="preserve">: Check if movie name is in available list -</w:t>
+        <w:t xml:space="preserve">1. Browse movies (print a list)</w:t>
       </w:r>
     </w:p>
     <w:p>
@@ -4864,7 +4965,7 @@
           <w:sz w:val="20"/>
           <w:szCs w:val="20"/>
         </w:rPr>
-        <w:t xml:space="preserve">: Nested if for submenus --- ## Sample Answers ### Problem 1 Example --- ## Key Takeaway Menu systems organize programs logically. Use clear prompts, validate input, and handle all cases. This is a fundamental pattern in software!</w:t>
+        <w:t xml:space="preserve">2. Rent movie (ask which one)</w:t>
       </w:r>
     </w:p>
     <w:p>

--- a/Coding 1 - year/Unit 3 - Conditionals/Daily Lesson Plans/Word/Day 61.docx
+++ b/Coding 1 - year/Unit 3 - Conditionals/Daily Lesson Plans/Word/Day 61.docx
@@ -1234,7 +1234,7 @@
                 <w:sz w:val="20"/>
                 <w:szCs w:val="20"/>
               </w:rPr>
-              <w:t xml:space="preserve">Build a simple to-do list menu:</w:t>
+              <w:t xml:space="preserve">Build a simple to-do list menu: - 1. View list - 2. Add item - 3. Exit ---</w:t>
             </w:r>
             <w:r>
               <w:rPr>
@@ -1269,7 +1269,7 @@
                 <w:sz w:val="20"/>
                 <w:szCs w:val="20"/>
               </w:rPr>
-              <w:t xml:space="preserve">1. Browse movies (print a list)</w:t>
+              <w:t xml:space="preserve">Build a movie rental menu: - 1. Browse movies (print a list) - 2. Rent movie (ask which one) - 3. Return movie - 4. Exit ---</w:t>
             </w:r>
             <w:r>
               <w:rPr>
@@ -1304,7 +1304,7 @@
                 <w:sz w:val="20"/>
                 <w:szCs w:val="20"/>
               </w:rPr>
-              <w:t xml:space="preserve">2. Rent movie (ask which one)</w:t>
+              <w:t xml:space="preserve">Build a multi-level menu (main menu → submenus): - Main: 1. File, 2. Edit, 3. Exit - File submenu: 1. New, 2. Open, 3. Back - Edit submenu:…</w:t>
             </w:r>
             <w:r>
               <w:rPr>
@@ -4919,7 +4919,7 @@
           <w:sz w:val="20"/>
           <w:szCs w:val="20"/>
         </w:rPr>
-        <w:t xml:space="preserve">Build a simple to-do list menu:</w:t>
+        <w:t xml:space="preserve">Beginner Build a simple to-do list menu: - 1. View list - 2. Add item - 3. Exit ---</w:t>
       </w:r>
     </w:p>
     <w:p>
@@ -4942,7 +4942,7 @@
           <w:sz w:val="20"/>
           <w:szCs w:val="20"/>
         </w:rPr>
-        <w:t xml:space="preserve">1. Browse movies (print a list)</w:t>
+        <w:t xml:space="preserve">Intermediate Build a movie rental menu: - 1. Browse movies (print a list) - 2. Rent movie (ask which one) - 3. Return movie - 4. Exit ---</w:t>
       </w:r>
     </w:p>
     <w:p>
@@ -4965,7 +4965,7 @@
           <w:sz w:val="20"/>
           <w:szCs w:val="20"/>
         </w:rPr>
-        <w:t xml:space="preserve">2. Rent movie (ask which one)</w:t>
+        <w:t xml:space="preserve">Challenge Build a multi-level menu (main menu → submenus): - Main: 1. File, 2. Edit, 3. Exit - File submenu: 1. New, 2. Open, 3. Back - Edit submenu: 1. Copy, 2. Paste, 3. Back ---</w:t>
       </w:r>
     </w:p>
     <w:p>
